--- a/Practical-8/Practical_8.docx
+++ b/Practical-8/Practical_8.docx
@@ -167,10 +167,10 @@
       </w:pPr>
       <w:r>
         <w:drawing>
-          <wp:inline distT="0" distB="0" distL="0" distR="0">
-            <wp:extent cx="5731510" cy="2875280"/>
-            <wp:effectExtent l="0" t="0" r="2540" b="1270"/>
-            <wp:docPr id="1187704712" name="Picture 1"/>
+          <wp:inline distT="0" distB="0" distL="114300" distR="114300">
+            <wp:extent cx="5729605" cy="2519680"/>
+            <wp:effectExtent l="0" t="0" r="635" b="10160"/>
+            <wp:docPr id="2" name="Picture 2"/>
             <wp:cNvGraphicFramePr>
               <a:graphicFrameLocks xmlns:a="http://schemas.openxmlformats.org/drawingml/2006/main" noChangeAspect="1"/>
             </wp:cNvGraphicFramePr>
@@ -178,7 +178,7 @@
               <a:graphicData uri="http://schemas.openxmlformats.org/drawingml/2006/picture">
                 <pic:pic xmlns:pic="http://schemas.openxmlformats.org/drawingml/2006/picture">
                   <pic:nvPicPr>
-                    <pic:cNvPr id="1187704712" name="Picture 1"/>
+                    <pic:cNvPr id="2" name="Picture 2"/>
                     <pic:cNvPicPr>
                       <a:picLocks noChangeAspect="1"/>
                     </pic:cNvPicPr>
@@ -192,11 +192,15 @@
                   <pic:spPr>
                     <a:xfrm>
                       <a:off x="0" y="0"/>
-                      <a:ext cx="5731510" cy="2875280"/>
+                      <a:ext cx="5729605" cy="2519680"/>
                     </a:xfrm>
                     <a:prstGeom prst="rect">
                       <a:avLst/>
                     </a:prstGeom>
+                    <a:noFill/>
+                    <a:ln>
+                      <a:noFill/>
+                    </a:ln>
                   </pic:spPr>
                 </pic:pic>
               </a:graphicData>
@@ -216,10 +220,10 @@
       </w:pPr>
       <w:r>
         <w:drawing>
-          <wp:inline distT="0" distB="0" distL="0" distR="0">
-            <wp:extent cx="5731510" cy="2556510"/>
-            <wp:effectExtent l="0" t="0" r="2540" b="0"/>
-            <wp:docPr id="1566341571" name="Picture 1"/>
+          <wp:inline distT="0" distB="0" distL="114300" distR="114300">
+            <wp:extent cx="4726940" cy="3748405"/>
+            <wp:effectExtent l="0" t="0" r="12700" b="635"/>
+            <wp:docPr id="1" name="Picture 1"/>
             <wp:cNvGraphicFramePr>
               <a:graphicFrameLocks xmlns:a="http://schemas.openxmlformats.org/drawingml/2006/main" noChangeAspect="1"/>
             </wp:cNvGraphicFramePr>
@@ -227,7 +231,7 @@
               <a:graphicData uri="http://schemas.openxmlformats.org/drawingml/2006/picture">
                 <pic:pic xmlns:pic="http://schemas.openxmlformats.org/drawingml/2006/picture">
                   <pic:nvPicPr>
-                    <pic:cNvPr id="1566341571" name="Picture 1"/>
+                    <pic:cNvPr id="1" name="Picture 1"/>
                     <pic:cNvPicPr>
                       <a:picLocks noChangeAspect="1"/>
                     </pic:cNvPicPr>
@@ -241,11 +245,15 @@
                   <pic:spPr>
                     <a:xfrm>
                       <a:off x="0" y="0"/>
-                      <a:ext cx="5731510" cy="2556510"/>
+                      <a:ext cx="4726940" cy="3748405"/>
                     </a:xfrm>
                     <a:prstGeom prst="rect">
                       <a:avLst/>
                     </a:prstGeom>
+                    <a:noFill/>
+                    <a:ln>
+                      <a:noFill/>
+                    </a:ln>
                   </pic:spPr>
                 </pic:pic>
               </a:graphicData>
@@ -258,6 +266,7 @@
       <w:pPr>
         <w:spacing w:after="240"/>
       </w:pPr>
+      <w:bookmarkStart w:id="0" w:name="_GoBack"/>
     </w:p>
     <w:p>
       <w:pPr>
@@ -265,10 +274,10 @@
       </w:pPr>
       <w:r>
         <w:drawing>
-          <wp:inline distT="0" distB="0" distL="0" distR="0">
-            <wp:extent cx="1885950" cy="1428750"/>
-            <wp:effectExtent l="0" t="0" r="0" b="0"/>
-            <wp:docPr id="1867388988" name="Picture 1"/>
+          <wp:inline distT="0" distB="0" distL="114300" distR="114300">
+            <wp:extent cx="2209800" cy="1590675"/>
+            <wp:effectExtent l="0" t="0" r="0" b="9525"/>
+            <wp:docPr id="4" name="Picture 4"/>
             <wp:cNvGraphicFramePr>
               <a:graphicFrameLocks xmlns:a="http://schemas.openxmlformats.org/drawingml/2006/main" noChangeAspect="1"/>
             </wp:cNvGraphicFramePr>
@@ -276,7 +285,7 @@
               <a:graphicData uri="http://schemas.openxmlformats.org/drawingml/2006/picture">
                 <pic:pic xmlns:pic="http://schemas.openxmlformats.org/drawingml/2006/picture">
                   <pic:nvPicPr>
-                    <pic:cNvPr id="1867388988" name="Picture 1"/>
+                    <pic:cNvPr id="4" name="Picture 4"/>
                     <pic:cNvPicPr>
                       <a:picLocks noChangeAspect="1"/>
                     </pic:cNvPicPr>
@@ -290,11 +299,15 @@
                   <pic:spPr>
                     <a:xfrm>
                       <a:off x="0" y="0"/>
-                      <a:ext cx="1886213" cy="1428949"/>
+                      <a:ext cx="2209800" cy="1590675"/>
                     </a:xfrm>
                     <a:prstGeom prst="rect">
                       <a:avLst/>
                     </a:prstGeom>
+                    <a:noFill/>
+                    <a:ln>
+                      <a:noFill/>
+                    </a:ln>
                   </pic:spPr>
                 </pic:pic>
               </a:graphicData>
@@ -302,19 +315,12 @@
           </wp:inline>
         </w:drawing>
       </w:r>
-      <w:bookmarkStart w:id="0" w:name="_GoBack"/>
-      <w:bookmarkEnd w:id="0"/>
-    </w:p>
-    <w:p>
-      <w:pPr>
-        <w:spacing w:after="240"/>
-      </w:pPr>
       <w:r>
         <w:drawing>
-          <wp:inline distT="0" distB="0" distL="0" distR="0">
-            <wp:extent cx="5731510" cy="1165860"/>
-            <wp:effectExtent l="0" t="0" r="2540" b="0"/>
-            <wp:docPr id="686046878" name="Picture 1"/>
+          <wp:inline distT="0" distB="0" distL="114300" distR="114300">
+            <wp:extent cx="5720080" cy="2299970"/>
+            <wp:effectExtent l="0" t="0" r="10160" b="1270"/>
+            <wp:docPr id="3" name="Picture 3"/>
             <wp:cNvGraphicFramePr>
               <a:graphicFrameLocks xmlns:a="http://schemas.openxmlformats.org/drawingml/2006/main" noChangeAspect="1"/>
             </wp:cNvGraphicFramePr>
@@ -322,7 +328,7 @@
               <a:graphicData uri="http://schemas.openxmlformats.org/drawingml/2006/picture">
                 <pic:pic xmlns:pic="http://schemas.openxmlformats.org/drawingml/2006/picture">
                   <pic:nvPicPr>
-                    <pic:cNvPr id="686046878" name="Picture 1"/>
+                    <pic:cNvPr id="3" name="Picture 3"/>
                     <pic:cNvPicPr>
                       <a:picLocks noChangeAspect="1"/>
                     </pic:cNvPicPr>
@@ -336,11 +342,15 @@
                   <pic:spPr>
                     <a:xfrm>
                       <a:off x="0" y="0"/>
-                      <a:ext cx="5731510" cy="1165860"/>
+                      <a:ext cx="5720080" cy="2299970"/>
                     </a:xfrm>
                     <a:prstGeom prst="rect">
                       <a:avLst/>
                     </a:prstGeom>
+                    <a:noFill/>
+                    <a:ln>
+                      <a:noFill/>
+                    </a:ln>
                   </pic:spPr>
                 </pic:pic>
               </a:graphicData>
@@ -371,46 +381,25 @@
     <w:p>
       <w:pPr>
         <w:spacing w:after="120" w:line="276" w:lineRule="auto"/>
+      </w:pPr>
+      <w:r>
+        <w:fldChar w:fldCharType="begin"/>
+      </w:r>
+      <w:r>
+        <w:instrText xml:space="preserve"> HYPERLINK "https://github.com/yakshu205/StudentHub/tree/main/Practical-8" </w:instrText>
+      </w:r>
+      <w:r>
+        <w:fldChar w:fldCharType="separate"/>
+      </w:r>
+      <w:r>
         <w:rPr>
-          <w:rFonts w:hint="default"/>
+          <w:rStyle w:val="15"/>
         </w:rPr>
-      </w:pPr>
-      <w:r>
-        <w:rPr>
-          <w:rFonts w:hint="default"/>
-        </w:rPr>
-        <w:fldChar w:fldCharType="begin"/>
-      </w:r>
-      <w:r>
-        <w:rPr>
-          <w:rFonts w:hint="default"/>
-        </w:rPr>
-        <w:instrText xml:space="preserve"> HYPERLINK "https://github.com/ayushposhiya00-lab/Student-Hub/tree/main/Practical-7%268%269" </w:instrText>
-      </w:r>
-      <w:r>
-        <w:rPr>
-          <w:rFonts w:hint="default"/>
-        </w:rPr>
-        <w:fldChar w:fldCharType="separate"/>
-      </w:r>
-      <w:r>
-        <w:rPr>
-          <w:rStyle w:val="14"/>
-          <w:rFonts w:hint="default"/>
-        </w:rPr>
-        <w:t>https://github.com/ayushposhiya00-lab/Student-Hub/tree/main/Practical-7%268%269</w:t>
-      </w:r>
-      <w:r>
-        <w:rPr>
-          <w:rFonts w:hint="default"/>
-        </w:rPr>
+        <w:t>https://github.com/yakshu205/StudentHub/tree/main/Practical-8</w:t>
+      </w:r>
+      <w:r>
         <w:fldChar w:fldCharType="end"/>
       </w:r>
-    </w:p>
-    <w:p>
-      <w:pPr>
-        <w:spacing w:after="120" w:line="276" w:lineRule="auto"/>
-      </w:pPr>
     </w:p>
     <w:p>
       <w:pPr>
@@ -434,7 +423,7 @@
     <w:p/>
     <w:p>
       <w:pPr>
-        <w:pStyle w:val="17"/>
+        <w:pStyle w:val="18"/>
         <w:numPr>
           <w:ilvl w:val="0"/>
           <w:numId w:val="1"/>
@@ -447,7 +436,7 @@
     </w:p>
     <w:p>
       <w:pPr>
-        <w:pStyle w:val="17"/>
+        <w:pStyle w:val="18"/>
         <w:numPr>
           <w:ilvl w:val="0"/>
           <w:numId w:val="1"/>
@@ -460,7 +449,7 @@
     </w:p>
     <w:p>
       <w:pPr>
-        <w:pStyle w:val="17"/>
+        <w:pStyle w:val="18"/>
         <w:numPr>
           <w:ilvl w:val="0"/>
           <w:numId w:val="1"/>
@@ -473,7 +462,7 @@
     </w:p>
     <w:p>
       <w:pPr>
-        <w:pStyle w:val="17"/>
+        <w:pStyle w:val="18"/>
         <w:numPr>
           <w:ilvl w:val="0"/>
           <w:numId w:val="1"/>
@@ -495,6 +484,7 @@
         </w:rPr>
         <w:t xml:space="preserve">Faculty Remarks: </w:t>
       </w:r>
+      <w:bookmarkEnd w:id="0"/>
       <w:r>
         <w:t>(Keep this blank for faculty)</w:t>
       </w:r>
@@ -527,7 +517,19 @@
         <w:szCs w:val="24"/>
         <w:highlight w:val="yellow"/>
       </w:rPr>
-      <w:t>25DCE092</w:t>
+      <w:t>25DCE0</w:t>
+    </w:r>
+    <w:r>
+      <w:rPr>
+        <w:rFonts w:hint="default"/>
+        <w:b/>
+        <w:bCs/>
+        <w:sz w:val="24"/>
+        <w:szCs w:val="24"/>
+        <w:highlight w:val="yellow"/>
+        <w:lang w:val="en-US"/>
+      </w:rPr>
+      <w:t>14</w:t>
     </w:r>
     <w:r>
       <w:rPr>
@@ -750,7 +752,7 @@
     <w:lsdException w:uiPriority="99" w:name="Closing"/>
     <w:lsdException w:uiPriority="99" w:name="Signature"/>
     <w:lsdException w:qFormat="1" w:uiPriority="1" w:name="Default Paragraph Font"/>
-    <w:lsdException w:uiPriority="99" w:name="Body Text"/>
+    <w:lsdException w:qFormat="1" w:unhideWhenUsed="0" w:uiPriority="1" w:semiHidden="0" w:name="Body Text"/>
     <w:lsdException w:uiPriority="99" w:name="Body Text Indent"/>
     <w:lsdException w:uiPriority="99" w:name="List Continue"/>
     <w:lsdException w:uiPriority="99" w:name="List Continue 2"/>
@@ -1069,7 +1071,19 @@
       </w:tblCellMar>
     </w:tblPr>
   </w:style>
-  <w:style w:type="character" w:styleId="10">
+  <w:style w:type="paragraph" w:styleId="10">
+    <w:name w:val="Body Text"/>
+    <w:basedOn w:val="1"/>
+    <w:qFormat/>
+    <w:uiPriority w:val="1"/>
+    <w:rPr>
+      <w:rFonts w:ascii="Cambria" w:hAnsi="Cambria" w:eastAsia="Cambria" w:cs="Cambria"/>
+      <w:sz w:val="23"/>
+      <w:szCs w:val="23"/>
+      <w:lang w:val="en-US" w:eastAsia="en-US" w:bidi="ar-SA"/>
+    </w:rPr>
+  </w:style>
+  <w:style w:type="character" w:styleId="11">
     <w:name w:val="endnote reference"/>
     <w:semiHidden/>
     <w:unhideWhenUsed/>
@@ -1079,9 +1093,9 @@
       <w:vertAlign w:val="superscript"/>
     </w:rPr>
   </w:style>
-  <w:style w:type="paragraph" w:styleId="11">
+  <w:style w:type="paragraph" w:styleId="12">
     <w:name w:val="endnote text"/>
-    <w:link w:val="19"/>
+    <w:link w:val="20"/>
     <w:semiHidden/>
     <w:unhideWhenUsed/>
     <w:qFormat/>
@@ -1093,7 +1107,7 @@
       <w:lang w:val="en-IN" w:eastAsia="en-IN" w:bidi="ar-SA"/>
     </w:rPr>
   </w:style>
-  <w:style w:type="character" w:styleId="12">
+  <w:style w:type="character" w:styleId="13">
     <w:name w:val="footnote reference"/>
     <w:semiHidden/>
     <w:unhideWhenUsed/>
@@ -1103,9 +1117,9 @@
       <w:vertAlign w:val="superscript"/>
     </w:rPr>
   </w:style>
-  <w:style w:type="paragraph" w:styleId="13">
+  <w:style w:type="paragraph" w:styleId="14">
     <w:name w:val="footnote text"/>
-    <w:link w:val="18"/>
+    <w:link w:val="19"/>
     <w:semiHidden/>
     <w:unhideWhenUsed/>
     <w:qFormat/>
@@ -1117,8 +1131,9 @@
       <w:lang w:val="en-IN" w:eastAsia="en-IN" w:bidi="ar-SA"/>
     </w:rPr>
   </w:style>
-  <w:style w:type="character" w:styleId="14">
+  <w:style w:type="character" w:styleId="15">
     <w:name w:val="Hyperlink"/>
+    <w:basedOn w:val="8"/>
     <w:unhideWhenUsed/>
     <w:qFormat/>
     <w:uiPriority w:val="99"/>
@@ -1127,7 +1142,7 @@
       <w:u w:val="single"/>
     </w:rPr>
   </w:style>
-  <w:style w:type="paragraph" w:styleId="15">
+  <w:style w:type="paragraph" w:styleId="16">
     <w:name w:val="Title"/>
     <w:qFormat/>
     <w:uiPriority w:val="10"/>
@@ -1138,7 +1153,7 @@
       <w:lang w:val="en-IN" w:eastAsia="en-IN" w:bidi="ar-SA"/>
     </w:rPr>
   </w:style>
-  <w:style w:type="paragraph" w:customStyle="1" w:styleId="16">
+  <w:style w:type="paragraph" w:customStyle="1" w:styleId="17">
     <w:name w:val="Strong1"/>
     <w:qFormat/>
     <w:uiPriority w:val="0"/>
@@ -1151,7 +1166,7 @@
       <w:lang w:val="en-IN" w:eastAsia="en-IN" w:bidi="ar-SA"/>
     </w:rPr>
   </w:style>
-  <w:style w:type="paragraph" w:styleId="17">
+  <w:style w:type="paragraph" w:styleId="18">
     <w:name w:val="List Paragraph"/>
     <w:qFormat/>
     <w:uiPriority w:val="0"/>
@@ -1162,9 +1177,9 @@
       <w:lang w:val="en-IN" w:eastAsia="en-IN" w:bidi="ar-SA"/>
     </w:rPr>
   </w:style>
-  <w:style w:type="character" w:customStyle="1" w:styleId="18">
+  <w:style w:type="character" w:customStyle="1" w:styleId="19">
     <w:name w:val="Footnote Text Char"/>
-    <w:link w:val="13"/>
+    <w:link w:val="14"/>
     <w:semiHidden/>
     <w:unhideWhenUsed/>
     <w:qFormat/>
@@ -1174,9 +1189,9 @@
       <w:szCs w:val="20"/>
     </w:rPr>
   </w:style>
-  <w:style w:type="character" w:customStyle="1" w:styleId="19">
+  <w:style w:type="character" w:customStyle="1" w:styleId="20">
     <w:name w:val="Endnote Text Char"/>
-    <w:link w:val="11"/>
+    <w:link w:val="12"/>
     <w:semiHidden/>
     <w:unhideWhenUsed/>
     <w:qFormat/>

--- a/Practical-8/Practical_8.docx
+++ b/Practical-8/Practical_8.docx
@@ -129,6 +129,8 @@
       <w:r>
         <w:br w:type="page"/>
       </w:r>
+      <w:bookmarkStart w:id="0" w:name="_GoBack"/>
+      <w:bookmarkEnd w:id="0"/>
     </w:p>
     <w:p>
       <w:pPr>
@@ -266,7 +268,6 @@
       <w:pPr>
         <w:spacing w:after="240"/>
       </w:pPr>
-      <w:bookmarkStart w:id="0" w:name="_GoBack"/>
     </w:p>
     <w:p>
       <w:pPr>
@@ -484,7 +485,6 @@
         </w:rPr>
         <w:t xml:space="preserve">Faculty Remarks: </w:t>
       </w:r>
-      <w:bookmarkEnd w:id="0"/>
       <w:r>
         <w:t>(Keep this blank for faculty)</w:t>
       </w:r>
@@ -494,6 +494,7 @@
       <w:footerReference r:id="rId4" w:type="default"/>
       <w:pgSz w:w="11906" w:h="16838"/>
       <w:pgMar w:top="1440" w:right="1440" w:bottom="1440" w:left="1440" w:header="708" w:footer="708" w:gutter="0"/>
+      <w:pgNumType w:start="48"/>
       <w:cols w:space="720" w:num="1"/>
       <w:docGrid w:linePitch="360" w:charSpace="0"/>
     </w:sectPr>
